--- a/uploads/Proposta/PropostaPROPOSTA_LABACE_.docx
+++ b/uploads/Proposta/PropostaPROPOSTA_LABACE_.docx
@@ -1224,6 +1224,26 @@
           <w:sz w:val="24"/>
           <w:szCs w:val="24"/>
         </w:rPr>
+        <w:t xml:space="preserve">• 3 Fiscal Diurno, (VISTORIA), 1 Diária(s), de: 14/05/2026 até: 14/05/2026</w:t>
+      </w:r>
+    </w:p>
+    <w:p>
+      <w:pPr>
+        <w:pStyle w:val="PargrafodaLista"/>
+        <w:spacing w:line="285" w:lineRule="atLeast"/>
+        <w:ind w:left="0"/>
+        <w:rPr>
+          <w:rFonts w:ascii="Abel" w:hAnsi="Abel"/>
+          <w:sz w:val="24"/>
+          <w:szCs w:val="24"/>
+        </w:rPr>
+      </w:pPr>
+      <w:r>
+        <w:rPr>
+          <w:rFonts w:ascii="Abel" w:hAnsi="Abel"/>
+          <w:sz w:val="24"/>
+          <w:szCs w:val="24"/>
+        </w:rPr>
         <w:t xml:space="preserve"/>
       </w:r>
     </w:p>
@@ -1592,7 +1612,7 @@
           <w:sz w:val="24"/>
           <w:szCs w:val="24"/>
         </w:rPr>
-        <w:t xml:space="preserve">R$ 209.996,06</w:t>
+        <w:t xml:space="preserve">R$ 212.009,06</w:t>
       </w:r>
       <w:r>
         <w:rPr>
@@ -1771,7 +1791,7 @@
           <w:i/>
           <w:iCs/>
         </w:rPr>
-        <w:t xml:space="preserve">18/05/2026</w:t>
+        <w:t xml:space="preserve">29/06/2026</w:t>
       </w:r>
     </w:p>
     <w:p>
